--- a/professional_documents/Stanley_Southwick-CV.docx
+++ b/professional_documents/Stanley_Southwick-CV.docx
@@ -115,11 +115,11 @@
       </w:tblPr>
       <w:tblGrid>
         <w:gridCol w:w="1844"/>
-        <w:gridCol w:w="2628"/>
-        <w:gridCol w:w="5408"/>
+        <w:gridCol w:w="2544"/>
+        <w:gridCol w:w="5419"/>
         <w:gridCol w:w="11"/>
         <w:gridCol w:w="6"/>
-        <w:gridCol w:w="183"/>
+        <w:gridCol w:w="256"/>
       </w:tblGrid>
       <w:tr>
         <w:trPr>
@@ -288,7 +288,19 @@
               <w:rPr>
                 <w:rFonts w:ascii="Arial" w:hAnsi="Arial" w:cs="Arial"/>
               </w:rPr>
-              <w:t xml:space="preserve">cleared engineer building a focused career in machine learning and AI engineering, backed by </w:t>
+              <w:t xml:space="preserve">cleared engineer building a focused career in machine learning and AI engineering, </w:t>
+            </w:r>
+            <w:r>
+              <w:rPr>
+                <w:rFonts w:ascii="Arial" w:hAnsi="Arial" w:cs="Arial"/>
+              </w:rPr>
+              <w:t xml:space="preserve">and software engineering </w:t>
+            </w:r>
+            <w:r>
+              <w:rPr>
+                <w:rFonts w:ascii="Arial" w:hAnsi="Arial" w:cs="Arial"/>
+              </w:rPr>
+              <w:t xml:space="preserve">backed by </w:t>
             </w:r>
             <w:r>
               <w:rPr>
@@ -873,55 +885,17 @@
                 <w:rPr>
                   <w:rStyle w:val="Hyperlink"/>
                   <w:rFonts w:ascii="Arial" w:hAnsi="Arial" w:cs="Arial"/>
+                  <w:b/>
+                  <w:bCs/>
                 </w:rPr>
-                <w:t>https://github.com/StanSouthwick/eportfolio_Stanley-Southwick</w:t>
+                <w:t>https://stansouthwick.github.io/eportfolio_Stanley-Southwick/</w:t>
               </w:r>
             </w:hyperlink>
             <w:r>
               <w:rPr>
                 <w:rFonts w:ascii="Arial" w:hAnsi="Arial" w:cs="Arial"/>
-              </w:rPr>
-              <w:t xml:space="preserve"> </w:t>
-            </w:r>
-          </w:p>
-          <w:p>
-            <w:pPr>
-              <w:pStyle w:val="Achievements"/>
-              <w:framePr w:hSpace="0" w:wrap="auto" w:vAnchor="margin" w:hAnchor="text" w:yAlign="inline"/>
-              <w:numPr>
-                <w:ilvl w:val="0"/>
-                <w:numId w:val="0"/>
-              </w:numPr>
-              <w:rPr>
-                <w:rFonts w:ascii="Arial" w:hAnsi="Arial" w:cs="Arial"/>
-              </w:rPr>
-            </w:pPr>
-            <w:hyperlink r:id="rId12" w:history="1">
-              <w:r>
-                <w:rPr>
-                  <w:rStyle w:val="Hyperlink"/>
-                  <w:rFonts w:ascii="Arial" w:hAnsi="Arial" w:cs="Arial"/>
-                </w:rPr>
-                <w:t>https://github.com/StanSouthwick/eportfolio_Stanley-Southwick/tree</w:t>
-              </w:r>
-              <w:r>
-                <w:rPr>
-                  <w:rStyle w:val="Hyperlink"/>
-                  <w:rFonts w:ascii="Arial" w:hAnsi="Arial" w:cs="Arial"/>
-                </w:rPr>
-                <w:t>/</w:t>
-              </w:r>
-              <w:r>
-                <w:rPr>
-                  <w:rStyle w:val="Hyperlink"/>
-                  <w:rFonts w:ascii="Arial" w:hAnsi="Arial" w:cs="Arial"/>
-                </w:rPr>
-                <w:t>main/MSc%20AI/Exercises/Module%201%20-%20Computing/Unit%206</w:t>
-              </w:r>
-            </w:hyperlink>
-            <w:r>
-              <w:rPr>
-                <w:rFonts w:ascii="Arial" w:hAnsi="Arial" w:cs="Arial"/>
+                <w:b/>
+                <w:bCs/>
               </w:rPr>
               <w:t xml:space="preserve"> </w:t>
             </w:r>
@@ -1309,7 +1283,7 @@
               </w:rPr>
               <w:t xml:space="preserve">Credly: </w:t>
             </w:r>
-            <w:hyperlink r:id="rId13" w:history="1">
+            <w:hyperlink r:id="rId12" w:history="1">
               <w:r>
                 <w:rPr>
                   <w:rStyle w:val="Hyperlink"/>
@@ -1482,7 +1456,6 @@
                 <w:b/>
                 <w:bCs/>
               </w:rPr>
-              <w:lastRenderedPageBreak/>
               <w:t xml:space="preserve">UK national 3 Peak challenge </w:t>
             </w:r>
           </w:p>
@@ -3633,13 +3606,16 @@
     <w:rsid w:val="001F0268"/>
     <w:rsid w:val="002213B7"/>
     <w:rsid w:val="002B2DC7"/>
+    <w:rsid w:val="00313334"/>
     <w:rsid w:val="003609A5"/>
     <w:rsid w:val="00385797"/>
     <w:rsid w:val="004B01FD"/>
     <w:rsid w:val="004B78EE"/>
     <w:rsid w:val="004F380E"/>
     <w:rsid w:val="0052154C"/>
+    <w:rsid w:val="005E78C7"/>
     <w:rsid w:val="00627438"/>
+    <w:rsid w:val="0069517B"/>
     <w:rsid w:val="006F0A52"/>
     <w:rsid w:val="00706F9E"/>
     <w:rsid w:val="007320D8"/>
@@ -4378,6 +4354,10 @@
 </file>
 
 <file path=customXml/item1.xml><?xml version="1.0" encoding="utf-8"?>
+<b:Sources xmlns:b="http://schemas.openxmlformats.org/officeDocument/2006/bibliography" xmlns="http://schemas.openxmlformats.org/officeDocument/2006/bibliography" SelectedStyle="\APASixthEditionOfficeOnline.xsl" StyleName="APA" Version="6"/>
+</file>
+
+<file path=customXml/item2.xml><?xml version="1.0" encoding="utf-8"?>
 <?mso-contentType ?>
 <FormTemplates xmlns="http://schemas.microsoft.com/sharepoint/v3/contenttype/forms">
   <Display>DocumentLibraryForm</Display>
@@ -4386,7 +4366,7 @@
 </FormTemplates>
 </file>
 
-<file path=customXml/item2.xml><?xml version="1.0" encoding="utf-8"?>
+<file path=customXml/item3.xml><?xml version="1.0" encoding="utf-8"?>
 <p:properties xmlns:p="http://schemas.microsoft.com/office/2006/metadata/properties" xmlns:xsi="http://www.w3.org/2001/XMLSchema-instance" xmlns:pc="http://schemas.microsoft.com/office/infopath/2007/PartnerControls">
   <documentManagement>
     <_ip_UnifiedCompliancePolicyUIAction xmlns="http://schemas.microsoft.com/sharepoint/v3" xsi:nil="true"/>
@@ -4406,7 +4386,7 @@
 </p:properties>
 </file>
 
-<file path=customXml/item3.xml><?xml version="1.0" encoding="utf-8"?>
+<file path=customXml/item4.xml><?xml version="1.0" encoding="utf-8"?>
 <ct:contentTypeSchema xmlns:ct="http://schemas.microsoft.com/office/2006/metadata/contentType" xmlns:ma="http://schemas.microsoft.com/office/2006/metadata/properties/metaAttributes" ct:_="" ma:_="" ma:contentTypeName="Document" ma:contentTypeID="0x01010079F111ED35F8CC479449609E8A0923A6" ma:contentTypeVersion="28" ma:contentTypeDescription="Create a new document." ma:contentTypeScope="" ma:versionID="60f5a4f2d2b0abadcf532d48ebf9cb71">
   <xsd:schema xmlns:xsd="http://www.w3.org/2001/XMLSchema" xmlns:xs="http://www.w3.org/2001/XMLSchema" xmlns:p="http://schemas.microsoft.com/office/2006/metadata/properties" xmlns:ns1="http://schemas.microsoft.com/sharepoint/v3" xmlns:ns2="71af3243-3dd4-4a8d-8c0d-dd76da1f02a5" xmlns:ns3="16c05727-aa75-4e4a-9b5f-8a80a1165891" xmlns:ns4="230e9df3-be65-4c73-a93b-d1236ebd677e" targetNamespace="http://schemas.microsoft.com/office/2006/metadata/properties" ma:root="true" ma:fieldsID="7dd78129e6a1811f84807ad11c651531" ns1:_="" ns2:_="" ns3:_="" ns4:_="">
     <xsd:import namespace="http://schemas.microsoft.com/sharepoint/v3"/>
@@ -4718,11 +4698,15 @@
 </ct:contentTypeSchema>
 </file>
 
-<file path=customXml/item4.xml><?xml version="1.0" encoding="utf-8"?>
-<b:Sources xmlns:b="http://schemas.openxmlformats.org/officeDocument/2006/bibliography" xmlns="http://schemas.openxmlformats.org/officeDocument/2006/bibliography" SelectedStyle="\APASixthEditionOfficeOnline.xsl" StyleName="APA" Version="6"/>
+<file path=customXml/itemProps1.xml><?xml version="1.0" encoding="utf-8"?>
+<ds:datastoreItem xmlns:ds="http://schemas.openxmlformats.org/officeDocument/2006/customXml" ds:itemID="{4393FE75-A2BB-4EBE-A5B4-C921FF265B1F}">
+  <ds:schemaRefs>
+    <ds:schemaRef ds:uri="http://schemas.openxmlformats.org/officeDocument/2006/bibliography"/>
+  </ds:schemaRefs>
+</ds:datastoreItem>
 </file>
 
-<file path=customXml/itemProps1.xml><?xml version="1.0" encoding="utf-8"?>
+<file path=customXml/itemProps2.xml><?xml version="1.0" encoding="utf-8"?>
 <ds:datastoreItem xmlns:ds="http://schemas.openxmlformats.org/officeDocument/2006/customXml" ds:itemID="{70EBF514-A95D-4E80-92B6-3F14CC1E41A8}">
   <ds:schemaRefs>
     <ds:schemaRef ds:uri="http://schemas.microsoft.com/sharepoint/v3/contenttype/forms"/>
@@ -4730,7 +4714,7 @@
 </ds:datastoreItem>
 </file>
 
-<file path=customXml/itemProps2.xml><?xml version="1.0" encoding="utf-8"?>
+<file path=customXml/itemProps3.xml><?xml version="1.0" encoding="utf-8"?>
 <ds:datastoreItem xmlns:ds="http://schemas.openxmlformats.org/officeDocument/2006/customXml" ds:itemID="{01BCC526-0122-4705-A4ED-BCB7A88806CF}">
   <ds:schemaRefs>
     <ds:schemaRef ds:uri="http://schemas.microsoft.com/office/2006/metadata/properties"/>
@@ -4742,7 +4726,7 @@
 </ds:datastoreItem>
 </file>
 
-<file path=customXml/itemProps3.xml><?xml version="1.0" encoding="utf-8"?>
+<file path=customXml/itemProps4.xml><?xml version="1.0" encoding="utf-8"?>
 <ds:datastoreItem xmlns:ds="http://schemas.openxmlformats.org/officeDocument/2006/customXml" ds:itemID="{D28DAD01-D311-4BB0-A75A-A93257044F65}">
   <ds:schemaRefs>
     <ds:schemaRef ds:uri="http://schemas.microsoft.com/office/2006/metadata/contentType"/>
@@ -4763,14 +4747,6 @@
 </ds:datastoreItem>
 </file>
 
-<file path=customXml/itemProps4.xml><?xml version="1.0" encoding="utf-8"?>
-<ds:datastoreItem xmlns:ds="http://schemas.openxmlformats.org/officeDocument/2006/customXml" ds:itemID="{4393FE75-A2BB-4EBE-A5B4-C921FF265B1F}">
-  <ds:schemaRefs>
-    <ds:schemaRef ds:uri="http://schemas.openxmlformats.org/officeDocument/2006/bibliography"/>
-  </ds:schemaRefs>
-</ds:datastoreItem>
-</file>
-
 <file path=docMetadata/LabelInfo.xml><?xml version="1.0" encoding="utf-8"?>
 <clbl:labelList xmlns:clbl="http://schemas.microsoft.com/office/2020/mipLabelMetadata"/>
 </file>